--- a/course_development/active_inference_hs/03_math_foundations/05_action/output/lecture-content/05_action-module.docx
+++ b/course_development/active_inference_hs/03_math_foundations/05_action/output/lecture-content/05_action-module.docx
@@ -4,7 +4,7 @@
   <w:body>
     <w:p>
       <w:r>
-        <w:t>Module 05: Action in Hs</w:t>
+        <w:t>Module 05: Action in High School</w:t>
       </w:r>
     </w:p>
     <w:p>
@@ -14,12 +14,12 @@
     </w:p>
     <w:p>
       <w:r>
-        <w:t>Define Action within the context of Hs.  Analyze how Action interacts with other components of the Active Inference framework.  Apply specific constraints of Hs to the formal definition of Action.   Introduction</w:t>
+        <w:t>Define Action within the context of High School.  Analyze how Action interacts with other components of the Active Inference framework.  Apply specific constraints of High School to the formal definition of Action.   Introduction</w:t>
       </w:r>
     </w:p>
     <w:p>
       <w:r>
-        <w:t>This module explores Action . In the Hs curriculum, we approach this topic with a focus on specific applications and theoretical depth appropriate for the audience. Action is a critical component of the 8-part Active Inference spine, bridging the gap between [Previous Topic] and [Next Topic].</w:t>
+        <w:t>This module explores Action . In the High School curriculum, we approach this topic with a focus on specific applications and theoretical depth appropriate for the audience. Action is a critical component of the 8-part Active Inference spine, bridging the gap between Cognition and Learning.</w:t>
       </w:r>
     </w:p>
     <w:p>
@@ -64,11 +64,11 @@
     </w:p>
     <w:p>
       <w:r>
-        <w:t>In Hs, we see Action manifest in:</w:t>
+        <w:t>In High School, we see Action manifest in:</w:t>
         <w:br/>
-        <w:t>* Specific Example 1 : [Add domain-specific example here]</w:t>
+        <w:t>* Specific Example 1 : In calculus-based optimization, gradient descent is the mathematical analog of Active Inference action: just as rolling a ball downhill follows the steepest slope to reach a valley (minimum), an agent selects actions that follow the gradient of free energy downward -- each step reduces the gap between predicted and observed states, and the learning rate parameter controls how aggressively the agent acts on prediction errors.</w:t>
         <w:br/>
-        <w:t>* Specific Example 2 : [Add domain-specific example here]</w:t>
+        <w:t>* Specific Example 2 : The mathematical framework of control theory shows action as solving a differential equation: a thermostat's PID controller computes the error between desired temperature (setpoint) and measured temperature, applies proportional, integral, and derivative corrections, and outputs a heating action -- this closed-loop control is a concrete mathematical implementation of Active Inference's action-as-prediction-fulfillment principle.</w:t>
       </w:r>
     </w:p>
     <w:p>
